--- a/AssetManagement/Client/wwwroot/Private/ReleivingLetterIPAI.docx
+++ b/AssetManagement/Client/wwwroot/Private/ReleivingLetterIPAI.docx
@@ -20,15 +20,7 @@
         <w:spacing w:before="39"/>
       </w:pPr>
       <w:r>
-        <w:t>{</w:t>
-      </w:r>
-      <w:proofErr w:type="spellStart"/>
-      <w:r>
-        <w:t>LetterDate</w:t>
-      </w:r>
-      <w:proofErr w:type="spellEnd"/>
-      <w:r>
-        <w:t>}</w:t>
+        <w:t>{LetterDate}</w:t>
       </w:r>
     </w:p>
     <w:p>
@@ -55,15 +47,7 @@
         <w:t xml:space="preserve">{Title} </w:t>
       </w:r>
       <w:r>
-        <w:t>{</w:t>
-      </w:r>
-      <w:proofErr w:type="spellStart"/>
-      <w:r>
-        <w:t>EmployeeName</w:t>
-      </w:r>
-      <w:proofErr w:type="spellEnd"/>
-      <w:r>
-        <w:t>}</w:t>
+        <w:t>{EmployeeName}</w:t>
       </w:r>
     </w:p>
     <w:p>
@@ -141,60 +125,28 @@
         <w:spacing w:before="39"/>
       </w:pPr>
       <w:r>
-        <w:t>Dear {</w:t>
-      </w:r>
-      <w:proofErr w:type="spellStart"/>
-      <w:r>
-        <w:t>EmployeeName</w:t>
-      </w:r>
-      <w:proofErr w:type="spellEnd"/>
-      <w:r>
-        <w:t>},</w:t>
-      </w:r>
-    </w:p>
-    <w:p>
-      <w:pPr>
-        <w:pStyle w:val="BodyText"/>
-        <w:tabs>
-          <w:tab w:val="left" w:pos="3000"/>
-        </w:tabs>
-        <w:spacing w:before="39"/>
-      </w:pPr>
-    </w:p>
-    <w:p>
-      <w:pPr>
-        <w:pStyle w:val="BodyText"/>
-        <w:tabs>
-          <w:tab w:val="left" w:pos="3000"/>
-        </w:tabs>
-        <w:spacing w:before="39"/>
-      </w:pPr>
-      <w:r>
-        <w:t>This is in reference to your resignation dated {</w:t>
-      </w:r>
-      <w:proofErr w:type="spellStart"/>
-      <w:r>
-        <w:t>ResignationDate</w:t>
-      </w:r>
-      <w:proofErr w:type="spellEnd"/>
-      <w:r>
-        <w:t>} wherein you had requested to be relieved from your services on {</w:t>
-      </w:r>
-      <w:proofErr w:type="spellStart"/>
-      <w:r>
-        <w:t>RelievedDate</w:t>
-      </w:r>
-      <w:proofErr w:type="spellEnd"/>
-      <w:r>
-        <w:t>}. We wish to inform you that your resignation has been accepted and you shall be relieved from your duties as {Designation} post-serving notice period, with effect from {</w:t>
-      </w:r>
-      <w:proofErr w:type="spellStart"/>
-      <w:r>
-        <w:t>RelievedDate</w:t>
-      </w:r>
-      <w:proofErr w:type="spellEnd"/>
-      <w:r>
-        <w:t>}.</w:t>
+        <w:t>Dear {EmployeeName},</w:t>
+      </w:r>
+    </w:p>
+    <w:p>
+      <w:pPr>
+        <w:pStyle w:val="BodyText"/>
+        <w:tabs>
+          <w:tab w:val="left" w:pos="3000"/>
+        </w:tabs>
+        <w:spacing w:before="39"/>
+      </w:pPr>
+    </w:p>
+    <w:p>
+      <w:pPr>
+        <w:pStyle w:val="BodyText"/>
+        <w:tabs>
+          <w:tab w:val="left" w:pos="3000"/>
+        </w:tabs>
+        <w:spacing w:before="39"/>
+      </w:pPr>
+      <w:r>
+        <w:t>This is in reference to your resignation dated {ResignationDate} wherein you had requested to be relieved from your services on {RelievedDate}. We wish to inform you that your resignation has been accepted and you shall be relieved from your duties as {Designation} post-serving notice period, with effect from {RelievedDate}.</w:t>
       </w:r>
     </w:p>
     <w:p>
@@ -257,56 +209,46 @@
         <w:spacing w:before="39"/>
       </w:pPr>
       <w:r>
-        <w:t>For Credent Infotech Solutions LLP</w:t>
-      </w:r>
-    </w:p>
-    <w:p>
-      <w:pPr>
-        <w:pStyle w:val="BodyText"/>
-        <w:tabs>
-          <w:tab w:val="left" w:pos="3000"/>
-        </w:tabs>
-        <w:spacing w:before="39"/>
-      </w:pPr>
-    </w:p>
-    <w:p>
-      <w:pPr>
-        <w:pStyle w:val="BodyText"/>
-        <w:tabs>
-          <w:tab w:val="left" w:pos="3000"/>
-        </w:tabs>
-        <w:spacing w:before="39"/>
-      </w:pPr>
-      <w:r>
-        <w:t>{</w:t>
-      </w:r>
-      <w:proofErr w:type="spellStart"/>
-      <w:r>
-        <w:t>SignerName</w:t>
-      </w:r>
-      <w:proofErr w:type="spellEnd"/>
-      <w:r>
-        <w:t>}</w:t>
-      </w:r>
-    </w:p>
-    <w:p>
-      <w:pPr>
-        <w:pStyle w:val="BodyText"/>
-        <w:tabs>
-          <w:tab w:val="left" w:pos="3000"/>
-        </w:tabs>
-        <w:spacing w:before="39"/>
-      </w:pPr>
-      <w:r>
-        <w:t>({</w:t>
-      </w:r>
-      <w:proofErr w:type="spellStart"/>
-      <w:r>
-        <w:t>SignerDesignation</w:t>
-      </w:r>
-      <w:proofErr w:type="spellEnd"/>
-      <w:r>
-        <w:t>})</w:t>
+        <w:t xml:space="preserve">For </w:t>
+      </w:r>
+      <w:r>
+        <w:rPr>
+          <w:lang w:val="en-IN"/>
+        </w:rPr>
+        <w:t>IPAI Technology Solutions LLP</w:t>
+      </w:r>
+    </w:p>
+    <w:p>
+      <w:pPr>
+        <w:pStyle w:val="BodyText"/>
+        <w:tabs>
+          <w:tab w:val="left" w:pos="3000"/>
+        </w:tabs>
+        <w:spacing w:before="39"/>
+      </w:pPr>
+    </w:p>
+    <w:p>
+      <w:pPr>
+        <w:pStyle w:val="BodyText"/>
+        <w:tabs>
+          <w:tab w:val="left" w:pos="3000"/>
+        </w:tabs>
+        <w:spacing w:before="39"/>
+      </w:pPr>
+      <w:r>
+        <w:t>{SignerName}</w:t>
+      </w:r>
+    </w:p>
+    <w:p>
+      <w:pPr>
+        <w:pStyle w:val="BodyText"/>
+        <w:tabs>
+          <w:tab w:val="left" w:pos="3000"/>
+        </w:tabs>
+        <w:spacing w:before="39"/>
+      </w:pPr>
+      <w:r>
+        <w:t>({SignerDesignation})</w:t>
       </w:r>
     </w:p>
     <w:sectPr>
@@ -987,7 +929,6 @@
   <w:style w:type="character" w:default="1" w:styleId="DefaultParagraphFont">
     <w:name w:val="Default Paragraph Font"/>
     <w:uiPriority w:val="1"/>
-    <w:semiHidden/>
     <w:unhideWhenUsed/>
   </w:style>
   <w:style w:type="table" w:default="1" w:styleId="TableNormal">
@@ -1400,15 +1341,6 @@
 </file>
 
 <file path=customXml/item2.xml><?xml version="1.0" encoding="utf-8"?>
-<?mso-contentType ?>
-<FormTemplates xmlns="http://schemas.microsoft.com/sharepoint/v3/contenttype/forms">
-  <Display>DocumentLibraryForm</Display>
-  <Edit>DocumentLibraryForm</Edit>
-  <New>DocumentLibraryForm</New>
-</FormTemplates>
-</file>
-
-<file path=customXml/item3.xml><?xml version="1.0" encoding="utf-8"?>
 <ct:contentTypeSchema xmlns:ct="http://schemas.microsoft.com/office/2006/metadata/contentType" xmlns:ma="http://schemas.microsoft.com/office/2006/metadata/properties/metaAttributes" ct:_="" ma:_="" ma:contentTypeName="Document" ma:contentTypeID="0x01010064C668386D71254A9B846196BCFDEEBB" ma:contentTypeVersion="10" ma:contentTypeDescription="Create a new document." ma:contentTypeScope="" ma:versionID="dd503ad7b829dd49d23e710eb0d0952f">
   <xsd:schema xmlns:xsd="http://www.w3.org/2001/XMLSchema" xmlns:xs="http://www.w3.org/2001/XMLSchema" xmlns:p="http://schemas.microsoft.com/office/2006/metadata/properties" xmlns:ns3="a695923e-298e-4825-b9bd-6d009368478c" xmlns:ns4="aa0711ad-9178-42f7-ab40-fe5910d38b18" targetNamespace="http://schemas.microsoft.com/office/2006/metadata/properties" ma:root="true" ma:fieldsID="8f46111ec0ab06efff933e21322afef7" ns3:_="" ns4:_="">
     <xsd:import namespace="a695923e-298e-4825-b9bd-6d009368478c"/>
@@ -1611,6 +1543,15 @@
 </ct:contentTypeSchema>
 </file>
 
+<file path=customXml/item3.xml><?xml version="1.0" encoding="utf-8"?>
+<?mso-contentType ?>
+<FormTemplates xmlns="http://schemas.microsoft.com/sharepoint/v3/contenttype/forms">
+  <Display>DocumentLibraryForm</Display>
+  <Edit>DocumentLibraryForm</Edit>
+  <New>DocumentLibraryForm</New>
+</FormTemplates>
+</file>
+
 <file path=customXml/itemProps1.xml><?xml version="1.0" encoding="utf-8"?>
 <ds:datastoreItem xmlns:ds="http://schemas.openxmlformats.org/officeDocument/2006/customXml" ds:itemID="{29BF7625-279A-44D4-A670-606FBD173230}">
   <ds:schemaRefs>
@@ -1621,14 +1562,6 @@
 </file>
 
 <file path=customXml/itemProps2.xml><?xml version="1.0" encoding="utf-8"?>
-<ds:datastoreItem xmlns:ds="http://schemas.openxmlformats.org/officeDocument/2006/customXml" ds:itemID="{4B349413-ACA7-44BA-A389-0B047207B532}">
-  <ds:schemaRefs>
-    <ds:schemaRef ds:uri="http://schemas.microsoft.com/sharepoint/v3/contenttype/forms"/>
-  </ds:schemaRefs>
-</ds:datastoreItem>
-</file>
-
-<file path=customXml/itemProps3.xml><?xml version="1.0" encoding="utf-8"?>
 <ds:datastoreItem xmlns:ds="http://schemas.openxmlformats.org/officeDocument/2006/customXml" ds:itemID="{C02AB0FD-7D26-4D97-A333-23DC21F17D61}">
   <ds:schemaRefs>
     <ds:schemaRef ds:uri="http://schemas.microsoft.com/office/2006/metadata/contentType"/>
@@ -1645,4 +1578,12 @@
     <ds:schemaRef ds:uri="http://schemas.microsoft.com/internal/obd"/>
   </ds:schemaRefs>
 </ds:datastoreItem>
+</file>
+
+<file path=customXml/itemProps3.xml><?xml version="1.0" encoding="utf-8"?>
+<ds:datastoreItem xmlns:ds="http://schemas.openxmlformats.org/officeDocument/2006/customXml" ds:itemID="{4B349413-ACA7-44BA-A389-0B047207B532}">
+  <ds:schemaRefs>
+    <ds:schemaRef ds:uri="http://schemas.microsoft.com/sharepoint/v3/contenttype/forms"/>
+  </ds:schemaRefs>
+</ds:datastoreItem>
 </file>